--- a/Mezzi guidati e wireless.docx
+++ b/Mezzi guidati e wireless.docx
@@ -34,7 +34,23 @@
           <w:sz w:val="24"/>
           <w:szCs w:val="24"/>
         </w:rPr>
-        <w:t>I cavi LAN sono i mezzi che permettono la trasmissione tra i nodi di una rete locale. Ci sono diversi cavi utilizzabili ma i più usati sono i cavi in rame e Ethernet.</w:t>
+        <w:t xml:space="preserve">I cavi LAN sono i mezzi che permettono la trasmissione tra i nodi di una rete locale. Ci sono diversi cavi utilizzabili ma i più usati sono i cavi in rame </w:t>
+      </w:r>
+      <w:proofErr w:type="gramStart"/>
+      <w:r>
+        <w:rPr>
+          <w:sz w:val="24"/>
+          <w:szCs w:val="24"/>
+        </w:rPr>
+        <w:t>e</w:t>
+      </w:r>
+      <w:proofErr w:type="gramEnd"/>
+      <w:r>
+        <w:rPr>
+          <w:sz w:val="24"/>
+          <w:szCs w:val="24"/>
+        </w:rPr>
+        <w:t xml:space="preserve"> Ethernet.</w:t>
       </w:r>
     </w:p>
     <w:p>
@@ -477,12 +493,21 @@
                 <w:szCs w:val="24"/>
               </w:rPr>
             </w:pPr>
+            <w:proofErr w:type="gramStart"/>
             <w:r>
               <w:rPr>
                 <w:sz w:val="24"/>
                 <w:szCs w:val="24"/>
               </w:rPr>
-              <w:t>4 doppini intrecciati</w:t>
+              <w:t>4</w:t>
+            </w:r>
+            <w:proofErr w:type="gramEnd"/>
+            <w:r>
+              <w:rPr>
+                <w:sz w:val="24"/>
+                <w:szCs w:val="24"/>
+              </w:rPr>
+              <w:t xml:space="preserve"> doppini intrecciati</w:t>
             </w:r>
           </w:p>
         </w:tc>
@@ -502,7 +527,23 @@
                 <w:sz w:val="24"/>
                 <w:szCs w:val="24"/>
               </w:rPr>
-              <w:t>Supporto reti Ethernet 10BaseT  - comunicazioni vocali digitali.</w:t>
+              <w:t>Supporto reti Ethernet 10</w:t>
+            </w:r>
+            <w:proofErr w:type="gramStart"/>
+            <w:r>
+              <w:rPr>
+                <w:sz w:val="24"/>
+                <w:szCs w:val="24"/>
+              </w:rPr>
+              <w:t>BaseT  -</w:t>
+            </w:r>
+            <w:proofErr w:type="gramEnd"/>
+            <w:r>
+              <w:rPr>
+                <w:sz w:val="24"/>
+                <w:szCs w:val="24"/>
+              </w:rPr>
+              <w:t xml:space="preserve"> comunicazioni vocali digitali.</w:t>
             </w:r>
           </w:p>
         </w:tc>
@@ -1526,6 +1567,7 @@
       </w:pPr>
       <w:r>
         <w:rPr>
+          <w:noProof/>
           <w:sz w:val="24"/>
           <w:szCs w:val="24"/>
         </w:rPr>
@@ -1598,7 +1640,23 @@
           <w:sz w:val="24"/>
           <w:szCs w:val="24"/>
         </w:rPr>
-        <w:t>Porta segnali su frequenze più alte rispetto ai doppini. E’ fatto da una guaina in plastica che contiene al suo interno due strati di materiale isolante divisi da uno strato di conduttore metallico; al centro c’è un’anima in rame. Il segnale degrada più velocemente rispetto ai doppini</w:t>
+        <w:t xml:space="preserve">Porta segnali su frequenze più alte rispetto ai doppini. </w:t>
+      </w:r>
+      <w:proofErr w:type="gramStart"/>
+      <w:r>
+        <w:rPr>
+          <w:sz w:val="24"/>
+          <w:szCs w:val="24"/>
+        </w:rPr>
+        <w:t>E’</w:t>
+      </w:r>
+      <w:proofErr w:type="gramEnd"/>
+      <w:r>
+        <w:rPr>
+          <w:sz w:val="24"/>
+          <w:szCs w:val="24"/>
+        </w:rPr>
+        <w:t xml:space="preserve"> fatto da una guaina in plastica che contiene al suo interno due strati di materiale isolante divisi da uno strato di conduttore metallico; al centro c’è un’anima in rame. Il segnale degrada più velocemente rispetto ai doppini</w:t>
       </w:r>
       <w:r>
         <w:rPr>
@@ -1816,6 +1874,9 @@
         </w:rPr>
       </w:pPr>
       <w:r>
+        <w:rPr>
+          <w:noProof/>
+        </w:rPr>
         <w:drawing>
           <wp:inline distT="0" distB="0" distL="0" distR="0" wp14:anchorId="6C7623B7" wp14:editId="348282C5">
             <wp:extent cx="6120130" cy="1980565"/>
@@ -1907,7 +1968,23 @@
           <w:sz w:val="24"/>
           <w:szCs w:val="24"/>
         </w:rPr>
-        <w:t>Un sistema di trasmissione ottico è formato da 3 parti</w:t>
+        <w:t xml:space="preserve">Un sistema di trasmissione ottico è formato da </w:t>
+      </w:r>
+      <w:proofErr w:type="gramStart"/>
+      <w:r>
+        <w:rPr>
+          <w:sz w:val="24"/>
+          <w:szCs w:val="24"/>
+        </w:rPr>
+        <w:t>3</w:t>
+      </w:r>
+      <w:proofErr w:type="gramEnd"/>
+      <w:r>
+        <w:rPr>
+          <w:sz w:val="24"/>
+          <w:szCs w:val="24"/>
+        </w:rPr>
+        <w:t xml:space="preserve"> parti</w:t>
       </w:r>
     </w:p>
     <w:p>
@@ -2029,6 +2106,7 @@
       </w:pPr>
       <w:r>
         <w:rPr>
+          <w:noProof/>
           <w:sz w:val="24"/>
           <w:szCs w:val="24"/>
         </w:rPr>
@@ -2619,6 +2697,7 @@
       </w:pPr>
       <w:r>
         <w:rPr>
+          <w:noProof/>
           <w:sz w:val="24"/>
           <w:szCs w:val="24"/>
         </w:rPr>
@@ -2757,6 +2836,1015 @@
           <w:szCs w:val="28"/>
         </w:rPr>
         <w:t>Mezzi di trasmissione Wireless</w:t>
+      </w:r>
+    </w:p>
+    <w:p>
+      <w:pPr>
+        <w:pStyle w:val="Paragrafoelenco"/>
+        <w:numPr>
+          <w:ilvl w:val="0"/>
+          <w:numId w:val="4"/>
+        </w:numPr>
+        <w:rPr>
+          <w:sz w:val="24"/>
+          <w:szCs w:val="24"/>
+        </w:rPr>
+      </w:pPr>
+      <w:r>
+        <w:rPr>
+          <w:sz w:val="24"/>
+          <w:szCs w:val="24"/>
+        </w:rPr>
+        <w:t>Sfruttano i segnali elettromagnetici per la trasmissione.</w:t>
+      </w:r>
+    </w:p>
+    <w:p>
+      <w:pPr>
+        <w:pStyle w:val="Paragrafoelenco"/>
+        <w:numPr>
+          <w:ilvl w:val="0"/>
+          <w:numId w:val="4"/>
+        </w:numPr>
+        <w:rPr>
+          <w:sz w:val="24"/>
+          <w:szCs w:val="24"/>
+        </w:rPr>
+      </w:pPr>
+      <w:r>
+        <w:rPr>
+          <w:sz w:val="24"/>
+          <w:szCs w:val="24"/>
+        </w:rPr>
+        <w:t>Ottimali per mobilità tra tutti i mezzi, perciò i dispositivi wireless aumentano continuamente</w:t>
+      </w:r>
+    </w:p>
+    <w:p>
+      <w:pPr>
+        <w:pStyle w:val="Paragrafoelenco"/>
+        <w:numPr>
+          <w:ilvl w:val="0"/>
+          <w:numId w:val="4"/>
+        </w:numPr>
+        <w:rPr>
+          <w:sz w:val="24"/>
+          <w:szCs w:val="24"/>
+        </w:rPr>
+      </w:pPr>
+      <w:r>
+        <w:rPr>
+          <w:sz w:val="24"/>
+          <w:szCs w:val="24"/>
+        </w:rPr>
+        <w:t>il continuo aumento causa anche l'aumento delle opzioni sulla larghezza di banda usate, permettendo performance sempre migliori</w:t>
+      </w:r>
+    </w:p>
+    <w:p>
+      <w:pPr>
+        <w:rPr>
+          <w:sz w:val="24"/>
+          <w:szCs w:val="24"/>
+        </w:rPr>
+      </w:pPr>
+      <w:r>
+        <w:rPr>
+          <w:sz w:val="24"/>
+          <w:szCs w:val="24"/>
+        </w:rPr>
+        <w:t xml:space="preserve">I segnali trasmessi possono essere classificati in </w:t>
+      </w:r>
+      <w:proofErr w:type="gramStart"/>
+      <w:r>
+        <w:rPr>
+          <w:sz w:val="24"/>
+          <w:szCs w:val="24"/>
+        </w:rPr>
+        <w:t>3</w:t>
+      </w:r>
+      <w:proofErr w:type="gramEnd"/>
+      <w:r>
+        <w:rPr>
+          <w:sz w:val="24"/>
+          <w:szCs w:val="24"/>
+        </w:rPr>
+        <w:t xml:space="preserve"> tipologie</w:t>
+      </w:r>
+    </w:p>
+    <w:p>
+      <w:pPr>
+        <w:pStyle w:val="Paragrafoelenco"/>
+        <w:numPr>
+          <w:ilvl w:val="0"/>
+          <w:numId w:val="4"/>
+        </w:numPr>
+        <w:rPr>
+          <w:sz w:val="24"/>
+          <w:szCs w:val="24"/>
+        </w:rPr>
+      </w:pPr>
+      <w:r>
+        <w:rPr>
+          <w:b/>
+          <w:bCs/>
+          <w:sz w:val="24"/>
+          <w:szCs w:val="24"/>
+        </w:rPr>
+        <w:t>Onde radio</w:t>
+      </w:r>
+      <w:r>
+        <w:rPr>
+          <w:sz w:val="24"/>
+          <w:szCs w:val="24"/>
+        </w:rPr>
+        <w:t xml:space="preserve">: utilizzate per tecnologie come TV e radio. Vengono trasmesse facilmente nell’aria, possono essere direzionate e non sono dannose per il corpo umano. </w:t>
+      </w:r>
+      <w:proofErr w:type="gramStart"/>
+      <w:r>
+        <w:rPr>
+          <w:sz w:val="24"/>
+          <w:szCs w:val="24"/>
+        </w:rPr>
+        <w:t>Inoltre</w:t>
+      </w:r>
+      <w:proofErr w:type="gramEnd"/>
+      <w:r>
+        <w:rPr>
+          <w:sz w:val="24"/>
+          <w:szCs w:val="24"/>
+        </w:rPr>
+        <w:t xml:space="preserve"> la trasmissione di frequenze da molto basse a medie, segue la curvatura della Terra, mentre quelle alte e altissime viene riflessa dalla Ionosfera attorno al pianeta.</w:t>
+      </w:r>
+    </w:p>
+    <w:p>
+      <w:pPr>
+        <w:pStyle w:val="Paragrafoelenco"/>
+        <w:numPr>
+          <w:ilvl w:val="0"/>
+          <w:numId w:val="4"/>
+        </w:numPr>
+        <w:rPr>
+          <w:sz w:val="24"/>
+          <w:szCs w:val="24"/>
+        </w:rPr>
+      </w:pPr>
+      <w:r>
+        <w:rPr>
+          <w:b/>
+          <w:bCs/>
+          <w:sz w:val="24"/>
+          <w:szCs w:val="24"/>
+        </w:rPr>
+        <w:t>Microonde</w:t>
+      </w:r>
+      <w:r>
+        <w:rPr>
+          <w:sz w:val="24"/>
+          <w:szCs w:val="24"/>
+        </w:rPr>
+        <w:t xml:space="preserve">: frequenze da 1 GHz a 300 GHz. Vengono usate per telefonia mobile, satelliti e altri standard wireless quotidiani. Hanno frequenze che vengono assorbite facilmente dai corpi molli. L’energia interna delle molecole aumenta quando assorbono le microonde riscaldandosi. Le microonde passano facilmente attraverso </w:t>
+      </w:r>
+      <w:r>
+        <w:rPr>
+          <w:sz w:val="24"/>
+          <w:szCs w:val="24"/>
+        </w:rPr>
+        <w:lastRenderedPageBreak/>
+        <w:t>l’atmosfera e per questo sono usate per la comunicazione tra stazioni sulla Terra e satelliti in orbita.</w:t>
+      </w:r>
+    </w:p>
+    <w:p>
+      <w:pPr>
+        <w:pStyle w:val="Paragrafoelenco"/>
+        <w:numPr>
+          <w:ilvl w:val="0"/>
+          <w:numId w:val="4"/>
+        </w:numPr>
+        <w:rPr>
+          <w:sz w:val="24"/>
+          <w:szCs w:val="24"/>
+        </w:rPr>
+      </w:pPr>
+      <w:r>
+        <w:rPr>
+          <w:b/>
+          <w:bCs/>
+          <w:sz w:val="24"/>
+          <w:szCs w:val="24"/>
+        </w:rPr>
+        <w:t>Infrarossi</w:t>
+      </w:r>
+      <w:r>
+        <w:rPr>
+          <w:sz w:val="24"/>
+          <w:szCs w:val="24"/>
+        </w:rPr>
+        <w:t>: usati per comunicazioni di prossimità (telecomando TV) e sono assorbite da ogni ostacolo.</w:t>
+      </w:r>
+    </w:p>
+    <w:p>
+      <w:pPr>
+        <w:rPr>
+          <w:sz w:val="24"/>
+          <w:szCs w:val="24"/>
+        </w:rPr>
+      </w:pPr>
+      <w:r>
+        <w:rPr>
+          <w:sz w:val="24"/>
+          <w:szCs w:val="24"/>
+        </w:rPr>
+        <w:t>Le onde elettromagnetiche formano uno spettro continuo di onde (</w:t>
+      </w:r>
+      <w:r>
+        <w:rPr>
+          <w:b/>
+          <w:bCs/>
+          <w:sz w:val="24"/>
+          <w:szCs w:val="24"/>
+        </w:rPr>
+        <w:t>Spettro Elettromagnetico</w:t>
+      </w:r>
+      <w:r>
+        <w:rPr>
+          <w:sz w:val="24"/>
+          <w:szCs w:val="24"/>
+        </w:rPr>
+        <w:t>).</w:t>
+      </w:r>
+    </w:p>
+    <w:p>
+      <w:pPr>
+        <w:rPr>
+          <w:rFonts w:eastAsiaTheme="minorEastAsia"/>
+          <w:sz w:val="24"/>
+          <w:szCs w:val="24"/>
+        </w:rPr>
+      </w:pPr>
+      <w:r>
+        <w:rPr>
+          <w:sz w:val="24"/>
+          <w:szCs w:val="24"/>
+        </w:rPr>
+        <w:t xml:space="preserve">La lunghezza d’onda si calcola con la formula: </w:t>
+      </w:r>
+      <m:oMath>
+        <m:r>
+          <w:rPr>
+            <w:rFonts w:ascii="Cambria Math" w:hAnsi="Cambria Math"/>
+            <w:sz w:val="24"/>
+            <w:szCs w:val="24"/>
+          </w:rPr>
+          <m:t>λ= c/f</m:t>
+        </m:r>
+      </m:oMath>
+      <w:r>
+        <w:rPr>
+          <w:rFonts w:eastAsiaTheme="minorEastAsia"/>
+          <w:sz w:val="24"/>
+          <w:szCs w:val="24"/>
+        </w:rPr>
+        <w:t xml:space="preserve">, dove </w:t>
+      </w:r>
+      <w:proofErr w:type="gramStart"/>
+      <w:r>
+        <w:rPr>
+          <w:rFonts w:eastAsiaTheme="minorEastAsia"/>
+          <w:sz w:val="24"/>
+          <w:szCs w:val="24"/>
+        </w:rPr>
+        <w:t>c è</w:t>
+      </w:r>
+      <w:proofErr w:type="gramEnd"/>
+      <w:r>
+        <w:rPr>
+          <w:rFonts w:eastAsiaTheme="minorEastAsia"/>
+          <w:sz w:val="24"/>
+          <w:szCs w:val="24"/>
+        </w:rPr>
+        <w:t xml:space="preserve"> la velocità della luce nel vuoto (</w:t>
+      </w:r>
+      <m:oMath>
+        <m:r>
+          <w:rPr>
+            <w:rFonts w:ascii="Cambria Math" w:eastAsiaTheme="minorEastAsia" w:hAnsi="Cambria Math"/>
+            <w:sz w:val="24"/>
+            <w:szCs w:val="24"/>
+          </w:rPr>
+          <m:t xml:space="preserve">3,8* </m:t>
+        </m:r>
+        <m:sSup>
+          <m:sSupPr>
+            <m:ctrlPr>
+              <w:rPr>
+                <w:rFonts w:ascii="Cambria Math" w:eastAsiaTheme="minorEastAsia" w:hAnsi="Cambria Math"/>
+                <w:i/>
+                <w:sz w:val="24"/>
+                <w:szCs w:val="24"/>
+              </w:rPr>
+            </m:ctrlPr>
+          </m:sSupPr>
+          <m:e>
+            <m:r>
+              <w:rPr>
+                <w:rFonts w:ascii="Cambria Math" w:eastAsiaTheme="minorEastAsia" w:hAnsi="Cambria Math"/>
+                <w:sz w:val="24"/>
+                <w:szCs w:val="24"/>
+              </w:rPr>
+              <m:t>10</m:t>
+            </m:r>
+          </m:e>
+          <m:sup>
+            <m:r>
+              <w:rPr>
+                <w:rFonts w:ascii="Cambria Math" w:eastAsiaTheme="minorEastAsia" w:hAnsi="Cambria Math"/>
+                <w:sz w:val="24"/>
+                <w:szCs w:val="24"/>
+              </w:rPr>
+              <m:t>8</m:t>
+            </m:r>
+          </m:sup>
+        </m:sSup>
+        <m:r>
+          <w:rPr>
+            <w:rFonts w:ascii="Cambria Math" w:eastAsiaTheme="minorEastAsia" w:hAnsi="Cambria Math"/>
+            <w:sz w:val="24"/>
+            <w:szCs w:val="24"/>
+          </w:rPr>
+          <m:t xml:space="preserve"> m/s</m:t>
+        </m:r>
+      </m:oMath>
+      <w:r>
+        <w:rPr>
+          <w:rFonts w:eastAsiaTheme="minorEastAsia"/>
+          <w:sz w:val="24"/>
+          <w:szCs w:val="24"/>
+        </w:rPr>
+        <w:t>). Questo implica che:</w:t>
+      </w:r>
+    </w:p>
+    <w:p>
+      <w:pPr>
+        <w:pStyle w:val="Paragrafoelenco"/>
+        <w:numPr>
+          <w:ilvl w:val="0"/>
+          <w:numId w:val="4"/>
+        </w:numPr>
+        <w:rPr>
+          <w:sz w:val="24"/>
+          <w:szCs w:val="24"/>
+        </w:rPr>
+      </w:pPr>
+      <w:r>
+        <w:rPr>
+          <w:sz w:val="24"/>
+          <w:szCs w:val="24"/>
+        </w:rPr>
+        <w:t>Onde con lunghezza molto corta hanno frequenza ed energia alta</w:t>
+      </w:r>
+    </w:p>
+    <w:p>
+      <w:pPr>
+        <w:pStyle w:val="Paragrafoelenco"/>
+        <w:numPr>
+          <w:ilvl w:val="0"/>
+          <w:numId w:val="4"/>
+        </w:numPr>
+        <w:rPr>
+          <w:sz w:val="24"/>
+          <w:szCs w:val="24"/>
+        </w:rPr>
+      </w:pPr>
+      <w:r>
+        <w:rPr>
+          <w:sz w:val="24"/>
+          <w:szCs w:val="24"/>
+        </w:rPr>
+        <w:t>Onde con una lunghezza molto lunga hanno bassa frequenza ed energia</w:t>
+      </w:r>
+    </w:p>
+    <w:p>
+      <w:pPr>
+        <w:rPr>
+          <w:sz w:val="24"/>
+          <w:szCs w:val="24"/>
+        </w:rPr>
+      </w:pPr>
+      <w:r>
+        <w:rPr>
+          <w:sz w:val="24"/>
+          <w:szCs w:val="24"/>
+        </w:rPr>
+        <w:t>Le frequenze di lavoro assegnate ai vari servizi radio vengono scelte in intervalli di frequenze, definite in sede internazionale e nazionale, per evitare interferenze o sovrapposizioni.</w:t>
+      </w:r>
+    </w:p>
+    <w:p>
+      <w:pPr>
+        <w:jc w:val="center"/>
+        <w:rPr>
+          <w:sz w:val="24"/>
+          <w:szCs w:val="24"/>
+        </w:rPr>
+      </w:pPr>
+      <w:r>
+        <w:rPr>
+          <w:sz w:val="24"/>
+          <w:szCs w:val="24"/>
+        </w:rPr>
+        <w:drawing>
+          <wp:inline distT="0" distB="0" distL="0" distR="0" wp14:anchorId="1523173E" wp14:editId="3B1DFD6B">
+            <wp:extent cx="4207933" cy="2630893"/>
+            <wp:effectExtent l="0" t="0" r="2540" b="0"/>
+            <wp:docPr id="1794937108" name="Immagine 1" descr="Immagine che contiene testo, schermata, poster, Carattere&#10;&#10;Il contenuto generato dall'IA potrebbe non essere corretto."/>
+            <wp:cNvGraphicFramePr>
+              <a:graphicFrameLocks xmlns:a="http://schemas.openxmlformats.org/drawingml/2006/main" noChangeAspect="1"/>
+            </wp:cNvGraphicFramePr>
+            <a:graphic xmlns:a="http://schemas.openxmlformats.org/drawingml/2006/main">
+              <a:graphicData uri="http://schemas.openxmlformats.org/drawingml/2006/picture">
+                <pic:pic xmlns:pic="http://schemas.openxmlformats.org/drawingml/2006/picture">
+                  <pic:nvPicPr>
+                    <pic:cNvPr id="1794937108" name="Immagine 1" descr="Immagine che contiene testo, schermata, poster, Carattere&#10;&#10;Il contenuto generato dall'IA potrebbe non essere corretto."/>
+                    <pic:cNvPicPr/>
+                  </pic:nvPicPr>
+                  <pic:blipFill>
+                    <a:blip r:embed="rId9"/>
+                    <a:stretch>
+                      <a:fillRect/>
+                    </a:stretch>
+                  </pic:blipFill>
+                  <pic:spPr>
+                    <a:xfrm>
+                      <a:off x="0" y="0"/>
+                      <a:ext cx="4221806" cy="2639567"/>
+                    </a:xfrm>
+                    <a:prstGeom prst="rect">
+                      <a:avLst/>
+                    </a:prstGeom>
+                  </pic:spPr>
+                </pic:pic>
+              </a:graphicData>
+            </a:graphic>
+          </wp:inline>
+        </w:drawing>
+      </w:r>
+    </w:p>
+    <w:p>
+      <w:pPr>
+        <w:rPr>
+          <w:sz w:val="24"/>
+          <w:szCs w:val="24"/>
+        </w:rPr>
+      </w:pPr>
+      <w:r>
+        <w:rPr>
+          <w:sz w:val="24"/>
+          <w:szCs w:val="24"/>
+        </w:rPr>
+        <w:t xml:space="preserve">Lo spettro elettromagnetico è una risorsa per gli stati, perciò vengono vendute licenze temporali per l’uso delle frequenze, tranne quelle appartenenti alla banda ISM (Industrial, Scientific and </w:t>
+      </w:r>
+      <w:proofErr w:type="spellStart"/>
+      <w:r>
+        <w:rPr>
+          <w:sz w:val="24"/>
+          <w:szCs w:val="24"/>
+        </w:rPr>
+        <w:t>Medical</w:t>
+      </w:r>
+      <w:proofErr w:type="spellEnd"/>
+      <w:r>
+        <w:rPr>
+          <w:sz w:val="24"/>
+          <w:szCs w:val="24"/>
+        </w:rPr>
+        <w:t>); banda ISM è il nome assegnato dall’Union Internazionale delle Telecomunicazioni (ITU) a una banda di frequenze riservate alle trasmissioni radio per uso industriale, scientifico e medico, il cui uso è libero in quanto non soggette a licenze.</w:t>
+      </w:r>
+    </w:p>
+    <w:p>
+      <w:pPr>
+        <w:rPr>
+          <w:sz w:val="24"/>
+          <w:szCs w:val="24"/>
+        </w:rPr>
+      </w:pPr>
+      <w:r>
+        <w:rPr>
+          <w:sz w:val="24"/>
+          <w:szCs w:val="24"/>
+        </w:rPr>
+        <w:t>Altri aspetti di interesse del wireless sono:</w:t>
+      </w:r>
+    </w:p>
+    <w:p>
+      <w:pPr>
+        <w:pStyle w:val="Paragrafoelenco"/>
+        <w:numPr>
+          <w:ilvl w:val="0"/>
+          <w:numId w:val="4"/>
+        </w:numPr>
+        <w:rPr>
+          <w:b/>
+          <w:bCs/>
+          <w:sz w:val="24"/>
+          <w:szCs w:val="24"/>
+        </w:rPr>
+      </w:pPr>
+      <w:r>
+        <w:rPr>
+          <w:b/>
+          <w:bCs/>
+          <w:sz w:val="24"/>
+          <w:szCs w:val="24"/>
+        </w:rPr>
+        <w:t>Area di copertura</w:t>
+      </w:r>
+      <w:r>
+        <w:rPr>
+          <w:sz w:val="24"/>
+          <w:szCs w:val="24"/>
+        </w:rPr>
+        <w:t>: le trasmissioni wireless funzionano bene in luoghi aperti. Tuttavia, alcuni materiali edili e il terreno locale ne limitano la copertura, e così risulta una sfida capire la qualità del segnale in zone coperte.</w:t>
+      </w:r>
+    </w:p>
+    <w:p>
+      <w:pPr>
+        <w:pStyle w:val="Paragrafoelenco"/>
+        <w:numPr>
+          <w:ilvl w:val="0"/>
+          <w:numId w:val="4"/>
+        </w:numPr>
+        <w:rPr>
+          <w:b/>
+          <w:bCs/>
+          <w:sz w:val="24"/>
+          <w:szCs w:val="24"/>
+        </w:rPr>
+      </w:pPr>
+      <w:r>
+        <w:rPr>
+          <w:b/>
+          <w:bCs/>
+          <w:sz w:val="24"/>
+          <w:szCs w:val="24"/>
+        </w:rPr>
+        <w:t>Interferenza</w:t>
+      </w:r>
+      <w:r>
+        <w:rPr>
+          <w:sz w:val="24"/>
+          <w:szCs w:val="24"/>
+        </w:rPr>
+        <w:t>: il wireless soffre di interferenze e può essere disturbato da dispositivi comuni che usano le stesse frequenze, come telefoni cordless, luci fluorescenti, forni a microonde e altri standard wireless.</w:t>
+      </w:r>
+    </w:p>
+    <w:p>
+      <w:pPr>
+        <w:pStyle w:val="Paragrafoelenco"/>
+        <w:numPr>
+          <w:ilvl w:val="0"/>
+          <w:numId w:val="4"/>
+        </w:numPr>
+        <w:rPr>
+          <w:b/>
+          <w:bCs/>
+          <w:sz w:val="24"/>
+          <w:szCs w:val="24"/>
+        </w:rPr>
+      </w:pPr>
+      <w:r>
+        <w:rPr>
+          <w:b/>
+          <w:bCs/>
+          <w:sz w:val="24"/>
+          <w:szCs w:val="24"/>
+        </w:rPr>
+        <w:t>Sicurezza</w:t>
+      </w:r>
+      <w:r>
+        <w:rPr>
+          <w:sz w:val="24"/>
+          <w:szCs w:val="24"/>
+        </w:rPr>
+        <w:t>: viaggiando nell’aria, ciò che è wireless può essere intercettato; di conseguenza la sicurezza della rete è una componente importante nell’amministrazione.</w:t>
+      </w:r>
+    </w:p>
+    <w:p>
+      <w:pPr>
+        <w:rPr>
+          <w:sz w:val="24"/>
+          <w:szCs w:val="24"/>
+        </w:rPr>
+      </w:pPr>
+      <w:r>
+        <w:rPr>
+          <w:sz w:val="24"/>
+          <w:szCs w:val="24"/>
+        </w:rPr>
+        <w:lastRenderedPageBreak/>
+        <w:t>Reti satellitari</w:t>
+      </w:r>
+    </w:p>
+    <w:p>
+      <w:pPr>
+        <w:rPr>
+          <w:sz w:val="24"/>
+          <w:szCs w:val="24"/>
+        </w:rPr>
+      </w:pPr>
+      <w:r>
+        <w:rPr>
+          <w:sz w:val="24"/>
+          <w:szCs w:val="24"/>
+        </w:rPr>
+        <w:t>Le reti satellitari hanno nodi (stazioni terrestri e terminali) che creano collegamenti tra punti diversi della Terra. Come quelle di telefonia mobile, suddividono la superficie terrestre in celle. In base alla posizione dell’orbita, i satelliti si dividono in:</w:t>
+      </w:r>
+    </w:p>
+    <w:p>
+      <w:pPr>
+        <w:pStyle w:val="Paragrafoelenco"/>
+        <w:numPr>
+          <w:ilvl w:val="0"/>
+          <w:numId w:val="4"/>
+        </w:numPr>
+        <w:rPr>
+          <w:b/>
+          <w:bCs/>
+          <w:sz w:val="24"/>
+          <w:szCs w:val="24"/>
+        </w:rPr>
+      </w:pPr>
+      <w:r>
+        <w:rPr>
+          <w:b/>
+          <w:bCs/>
+          <w:sz w:val="24"/>
+          <w:szCs w:val="24"/>
+        </w:rPr>
+        <w:t>Geostazionari (GEO)</w:t>
+      </w:r>
+    </w:p>
+    <w:p>
+      <w:pPr>
+        <w:pStyle w:val="Paragrafoelenco"/>
+        <w:numPr>
+          <w:ilvl w:val="0"/>
+          <w:numId w:val="4"/>
+        </w:numPr>
+        <w:rPr>
+          <w:b/>
+          <w:bCs/>
+          <w:sz w:val="24"/>
+          <w:szCs w:val="24"/>
+        </w:rPr>
+      </w:pPr>
+      <w:r>
+        <w:rPr>
+          <w:b/>
+          <w:bCs/>
+          <w:sz w:val="24"/>
+          <w:szCs w:val="24"/>
+        </w:rPr>
+        <w:t>Orbita Media (MEO)</w:t>
+      </w:r>
+    </w:p>
+    <w:p>
+      <w:pPr>
+        <w:pStyle w:val="Paragrafoelenco"/>
+        <w:numPr>
+          <w:ilvl w:val="0"/>
+          <w:numId w:val="4"/>
+        </w:numPr>
+        <w:rPr>
+          <w:b/>
+          <w:bCs/>
+          <w:sz w:val="24"/>
+          <w:szCs w:val="24"/>
+        </w:rPr>
+      </w:pPr>
+      <w:r>
+        <w:rPr>
+          <w:b/>
+          <w:bCs/>
+          <w:sz w:val="24"/>
+          <w:szCs w:val="24"/>
+        </w:rPr>
+        <w:t>Orbita Bassa (LEO)</w:t>
+      </w:r>
+    </w:p>
+    <w:p>
+      <w:pPr>
+        <w:rPr>
+          <w:sz w:val="24"/>
+          <w:szCs w:val="24"/>
+        </w:rPr>
+      </w:pPr>
+      <w:r>
+        <w:rPr>
+          <w:sz w:val="24"/>
+          <w:szCs w:val="24"/>
+        </w:rPr>
+        <w:t>La diversificazione delle orbite è dovuta all’esistenza delle due fasce di Van Halen: strati dell’atmosfera contenenti particelle cariche che guasterebbero l’elettronica.</w:t>
+      </w:r>
+    </w:p>
+    <w:p>
+      <w:pPr>
+        <w:rPr>
+          <w:sz w:val="24"/>
+          <w:szCs w:val="24"/>
+        </w:rPr>
+      </w:pPr>
+      <w:r>
+        <w:rPr>
+          <w:sz w:val="24"/>
+          <w:szCs w:val="24"/>
+        </w:rPr>
+        <w:t xml:space="preserve">Le comunicazioni satellitari usano microonde ad alta frequenza, e ogni satellite usa due canali, uno per l’uplink e uno per il </w:t>
+      </w:r>
+      <w:proofErr w:type="spellStart"/>
+      <w:r>
+        <w:rPr>
+          <w:sz w:val="24"/>
+          <w:szCs w:val="24"/>
+        </w:rPr>
+        <w:t>downlink</w:t>
+      </w:r>
+      <w:proofErr w:type="spellEnd"/>
+      <w:r>
+        <w:rPr>
+          <w:sz w:val="24"/>
+          <w:szCs w:val="24"/>
+        </w:rPr>
+        <w:t xml:space="preserve"> (su frequenze diverse).</w:t>
+      </w:r>
+    </w:p>
+    <w:p>
+      <w:pPr>
+        <w:rPr>
+          <w:b/>
+          <w:bCs/>
+          <w:sz w:val="28"/>
+          <w:szCs w:val="28"/>
+        </w:rPr>
+      </w:pPr>
+      <w:r>
+        <w:rPr>
+          <w:b/>
+          <w:bCs/>
+          <w:sz w:val="28"/>
+          <w:szCs w:val="28"/>
+        </w:rPr>
+        <w:t>Satelliti GEO</w:t>
+      </w:r>
+    </w:p>
+    <w:p>
+      <w:pPr>
+        <w:rPr>
+          <w:sz w:val="24"/>
+          <w:szCs w:val="24"/>
+        </w:rPr>
+      </w:pPr>
+      <w:r>
+        <w:rPr>
+          <w:sz w:val="24"/>
+          <w:szCs w:val="24"/>
+        </w:rPr>
+        <w:t>Orbitano alla stessa velocità di rotazione della Terra, in modo che le antenne abbiano sempre una posizione fissa tra loro tra stazione ricevente e mittente. Per la stessa ragione, servono almeno 3 satelliti, posizionati a distanza poco inferiore a 36000 Km dalla superficie, per coprire l’intero globo.</w:t>
+      </w:r>
+    </w:p>
+    <w:p>
+      <w:pPr>
+        <w:rPr>
+          <w:b/>
+          <w:bCs/>
+          <w:sz w:val="28"/>
+          <w:szCs w:val="28"/>
+        </w:rPr>
+      </w:pPr>
+      <w:r>
+        <w:rPr>
+          <w:b/>
+          <w:bCs/>
+          <w:sz w:val="28"/>
+          <w:szCs w:val="28"/>
+        </w:rPr>
+        <w:t>Satelliti MEO</w:t>
+      </w:r>
+    </w:p>
+    <w:p>
+      <w:pPr>
+        <w:rPr>
+          <w:sz w:val="24"/>
+          <w:szCs w:val="24"/>
+        </w:rPr>
+      </w:pPr>
+      <w:r>
+        <w:rPr>
+          <w:sz w:val="24"/>
+          <w:szCs w:val="24"/>
+        </w:rPr>
+        <w:t>Sono posizionati nella zona tra le due fasce di Van Halen e sono usati soprattutto per il GPS. Usano la triangolazione dei dati forniti dai satelliti che coprono quella zona in un certo momento.</w:t>
+      </w:r>
+    </w:p>
+    <w:p>
+      <w:pPr>
+        <w:rPr>
+          <w:b/>
+          <w:bCs/>
+          <w:sz w:val="28"/>
+          <w:szCs w:val="28"/>
+        </w:rPr>
+      </w:pPr>
+      <w:r>
+        <w:rPr>
+          <w:b/>
+          <w:bCs/>
+          <w:sz w:val="28"/>
+          <w:szCs w:val="28"/>
+        </w:rPr>
+        <w:t>Satelliti LEO</w:t>
+      </w:r>
+    </w:p>
+    <w:p>
+      <w:pPr>
+        <w:rPr>
+          <w:sz w:val="24"/>
+          <w:szCs w:val="24"/>
+        </w:rPr>
+      </w:pPr>
+      <w:r>
+        <w:rPr>
+          <w:sz w:val="24"/>
+          <w:szCs w:val="24"/>
+        </w:rPr>
+        <w:t xml:space="preserve">Orbitano in una zona tra i 500 e i 2000 Km dalla Terra e sono numerosi: questa trama di nodi si dice costellazione. Ogni satellite funge da switch: i satelliti vicini tra loro comunicano con dei link </w:t>
+      </w:r>
+      <w:proofErr w:type="spellStart"/>
+      <w:r>
+        <w:rPr>
+          <w:sz w:val="24"/>
+          <w:szCs w:val="24"/>
+        </w:rPr>
+        <w:t>intersatellitari</w:t>
+      </w:r>
+      <w:proofErr w:type="spellEnd"/>
+      <w:r>
+        <w:rPr>
+          <w:sz w:val="24"/>
+          <w:szCs w:val="24"/>
+        </w:rPr>
+        <w:t xml:space="preserve"> (CIS). Oltre alla comunicazione tra satelliti e terminali, esistono anche link con gateway posti sulla terra. Di tali fanno parte </w:t>
+      </w:r>
+      <w:proofErr w:type="spellStart"/>
+      <w:r>
+        <w:rPr>
+          <w:sz w:val="24"/>
+          <w:szCs w:val="24"/>
+        </w:rPr>
+        <w:t>Iridium</w:t>
+      </w:r>
+      <w:proofErr w:type="spellEnd"/>
+      <w:r>
+        <w:rPr>
+          <w:sz w:val="24"/>
+          <w:szCs w:val="24"/>
+        </w:rPr>
+        <w:t xml:space="preserve">, </w:t>
+      </w:r>
+      <w:proofErr w:type="spellStart"/>
+      <w:r>
+        <w:rPr>
+          <w:sz w:val="24"/>
+          <w:szCs w:val="24"/>
+        </w:rPr>
+        <w:t>Globalstar</w:t>
+      </w:r>
+      <w:proofErr w:type="spellEnd"/>
+      <w:r>
+        <w:rPr>
+          <w:sz w:val="24"/>
+          <w:szCs w:val="24"/>
+        </w:rPr>
+        <w:t xml:space="preserve"> e Starlink </w:t>
+      </w:r>
+      <w:proofErr w:type="spellStart"/>
+      <w:r>
+        <w:rPr>
+          <w:sz w:val="24"/>
+          <w:szCs w:val="24"/>
+        </w:rPr>
+        <w:t>SpaceX</w:t>
+      </w:r>
+      <w:proofErr w:type="spellEnd"/>
+      <w:r>
+        <w:rPr>
+          <w:sz w:val="24"/>
+          <w:szCs w:val="24"/>
+        </w:rPr>
+        <w:t>.</w:t>
+      </w:r>
+    </w:p>
+    <w:p>
+      <w:pPr>
+        <w:rPr>
+          <w:b/>
+          <w:bCs/>
+          <w:sz w:val="28"/>
+          <w:szCs w:val="28"/>
+          <w:u w:val="single"/>
+        </w:rPr>
+      </w:pPr>
+      <w:r>
+        <w:rPr>
+          <w:b/>
+          <w:bCs/>
+          <w:sz w:val="28"/>
+          <w:szCs w:val="28"/>
+        </w:rPr>
+        <w:t>Fibra vs Satelliti</w:t>
+      </w:r>
+    </w:p>
+    <w:p>
+      <w:pPr>
+        <w:rPr>
+          <w:sz w:val="24"/>
+          <w:szCs w:val="24"/>
+        </w:rPr>
+      </w:pPr>
+      <w:r>
+        <w:rPr>
+          <w:sz w:val="24"/>
+          <w:szCs w:val="24"/>
+        </w:rPr>
+        <w:t xml:space="preserve">Inutile dire che sono due tecnologie diverse tra loro e spesso complementari, proprio come la fibra e il </w:t>
+      </w:r>
+      <w:proofErr w:type="spellStart"/>
+      <w:r>
+        <w:rPr>
+          <w:sz w:val="24"/>
+          <w:szCs w:val="24"/>
+        </w:rPr>
+        <w:t>Fixed</w:t>
+      </w:r>
+      <w:proofErr w:type="spellEnd"/>
+      <w:r>
+        <w:rPr>
+          <w:sz w:val="24"/>
+          <w:szCs w:val="24"/>
+        </w:rPr>
+        <w:t xml:space="preserve"> Wireless Access (FWA). Sicuramente le reti satellitari riescono a raggiungere zone della Terra ove le reti in fibra ancora non sono arrivate o avrebbero difficol</w:t>
+      </w:r>
+      <w:r>
+        <w:rPr>
+          <w:sz w:val="24"/>
+          <w:szCs w:val="24"/>
+        </w:rPr>
+        <w:t>tà</w:t>
+      </w:r>
+      <w:r>
+        <w:rPr>
+          <w:sz w:val="24"/>
+          <w:szCs w:val="24"/>
+        </w:rPr>
+        <w:t xml:space="preserve"> ad arrivare a causa </w:t>
+      </w:r>
+      <w:r>
+        <w:rPr>
+          <w:sz w:val="24"/>
+          <w:szCs w:val="24"/>
+        </w:rPr>
+        <w:t>dell’orografia</w:t>
+      </w:r>
+      <w:r>
+        <w:rPr>
+          <w:sz w:val="24"/>
+          <w:szCs w:val="24"/>
+        </w:rPr>
+        <w:t xml:space="preserve"> del terreno. </w:t>
+      </w:r>
+      <w:r>
+        <w:rPr>
+          <w:sz w:val="24"/>
+          <w:szCs w:val="24"/>
+        </w:rPr>
+        <w:t>Inoltre,</w:t>
+      </w:r>
+      <w:r>
+        <w:rPr>
+          <w:sz w:val="24"/>
+          <w:szCs w:val="24"/>
+        </w:rPr>
+        <w:t xml:space="preserve"> la tecnologia satellitare `e stata progettata con il broadcasting in mente, cosa </w:t>
+      </w:r>
+      <w:r>
+        <w:rPr>
+          <w:sz w:val="24"/>
+          <w:szCs w:val="24"/>
+        </w:rPr>
+        <w:t>che,</w:t>
+      </w:r>
+      <w:r>
+        <w:rPr>
+          <w:sz w:val="24"/>
+          <w:szCs w:val="24"/>
+        </w:rPr>
+        <w:t xml:space="preserve"> se usassimo la fibra comporterebbe molto consumo di banda. Proprio la larghezza di banda `e invece una carta vincente per la fibra quando si parla di link punto-punto.</w:t>
       </w:r>
     </w:p>
     <w:sectPr>
@@ -3931,7 +5019,6 @@
   <w:style w:type="character" w:default="1" w:styleId="Carpredefinitoparagrafo">
     <w:name w:val="Default Paragraph Font"/>
     <w:uiPriority w:val="1"/>
-    <w:semiHidden/>
     <w:unhideWhenUsed/>
   </w:style>
   <w:style w:type="table" w:default="1" w:styleId="Tabellanormale">
